--- a/madrigal_memo.docx
+++ b/madrigal_memo.docx
@@ -19,27 +19,22 @@
     </w:p>
     <w:p>
       <w:r>
-        <w:t xml:space="preserve">1. Problem and stakes (~¼ page) — what you are predicting and why it matters to the business. </w:t>
+        <w:t xml:space="preserve">1. </w:t>
+      </w:r>
+      <w:r>
+        <w:rPr>
+          <w:b/>
+          <w:bCs/>
+        </w:rPr>
+        <w:t>Problem and stakes</w:t>
+      </w:r>
+      <w:r>
+        <w:t xml:space="preserve"> (~¼ page) — what you are predicting and why it matters to the business. </w:t>
       </w:r>
     </w:p>
     <w:p>
-      <w:proofErr w:type="spellStart"/>
-      <w:proofErr w:type="gramStart"/>
-      <w:r>
-        <w:t>LendingClub</w:t>
-      </w:r>
-      <w:proofErr w:type="spellEnd"/>
-      <w:proofErr w:type="gramEnd"/>
-      <w:r>
-        <w:t xml:space="preserve"> is an online P2P lending platform. Though it is always risky to lend money, because </w:t>
-      </w:r>
-      <w:proofErr w:type="spellStart"/>
-      <w:r>
-        <w:t>LendingClub</w:t>
-      </w:r>
-      <w:proofErr w:type="spellEnd"/>
-      <w:r>
-        <w:t xml:space="preserve"> operates outside of the standard banking system, borrower default can have a larger effect on their own financial health.</w:t>
+      <w:r>
+        <w:t>LendingClub is an online P2P lending platform. Though it is always risky to lend money, because LendingClub operates outside of the standard banking system, borrower default can have a larger effect on their own financial health.</w:t>
       </w:r>
     </w:p>
     <w:p>
@@ -49,23 +44,7 @@
     </w:p>
     <w:p>
       <w:r>
-        <w:t xml:space="preserve">In this exercise, I am taking on the role of an employee creating a "second-opinion model." The model's job is akin to cross-validation for </w:t>
-      </w:r>
-      <w:proofErr w:type="spellStart"/>
-      <w:r>
-        <w:t>LendingClub's</w:t>
-      </w:r>
-      <w:proofErr w:type="spellEnd"/>
-      <w:r>
-        <w:t xml:space="preserve"> existing proprietary grading model. The target variable will be a new variable, "</w:t>
-      </w:r>
-      <w:proofErr w:type="spellStart"/>
-      <w:r>
-        <w:t>risky_grade</w:t>
-      </w:r>
-      <w:proofErr w:type="spellEnd"/>
-      <w:r>
-        <w:t>," that signifies a D, E, F, or G loan. I will create four predictive models, compare their results, and recommend which is fit for production.</w:t>
+        <w:t>In this exercise, I am taking on the role of an employee creating a "second-opinion model." The model's job is akin to cross-validation for LendingClub's existing proprietary grading model. The target variable will be a new variable, "risky_grade," that signifies a D, E, F, or G loan. I will create four predictive models, compare their results, and recommend which is fit for production.</w:t>
       </w:r>
     </w:p>
     <w:p/>
@@ -76,15 +55,7 @@
     </w:p>
     <w:p>
       <w:r>
-        <w:t xml:space="preserve"> 3. Top 5 drivers (~1 </w:t>
-      </w:r>
-      <w:proofErr w:type="gramStart"/>
-      <w:r>
-        <w:t>page) —</w:t>
-      </w:r>
-      <w:proofErr w:type="gramEnd"/>
-      <w:r>
-        <w:t xml:space="preserve"> the five most predictive features with a one-sentence business interpretation for each. </w:t>
+        <w:t xml:space="preserve"> 3. Top 5 drivers (~1 page) — the five most predictive features with a one-sentence business interpretation for each. </w:t>
       </w:r>
     </w:p>
     <w:tbl>
@@ -235,11 +206,9 @@
             <w:hideMark/>
           </w:tcPr>
           <w:p>
-            <w:proofErr w:type="spellStart"/>
             <w:r>
               <w:t>credit_utilization</w:t>
             </w:r>
-            <w:proofErr w:type="spellEnd"/>
           </w:p>
         </w:tc>
         <w:tc>
@@ -314,11 +283,9 @@
             <w:hideMark/>
           </w:tcPr>
           <w:p>
-            <w:proofErr w:type="spellStart"/>
             <w:r>
               <w:t>total_debit_limit</w:t>
             </w:r>
-            <w:proofErr w:type="spellEnd"/>
           </w:p>
         </w:tc>
         <w:tc>
@@ -367,15 +334,7 @@
           </w:tcPr>
           <w:p>
             <w:r>
-              <w:t xml:space="preserve">The debit limit could signal if the applicant has any premium bank accounts with higher debit </w:t>
-            </w:r>
-            <w:proofErr w:type="gramStart"/>
-            <w:r>
-              <w:t>limits, and</w:t>
-            </w:r>
-            <w:proofErr w:type="gramEnd"/>
-            <w:r>
-              <w:t xml:space="preserve"> estimate how liquid they are on any given day.</w:t>
+              <w:t>The debit limit could signal if the applicant has any premium bank accounts with higher debit limits, and estimate how liquid they are on any given day.</w:t>
             </w:r>
           </w:p>
         </w:tc>
@@ -401,12 +360,10 @@
             <w:hideMark/>
           </w:tcPr>
           <w:p>
-            <w:proofErr w:type="spellStart"/>
             <w:r>
               <w:lastRenderedPageBreak/>
               <w:t>debt_to_income</w:t>
             </w:r>
-            <w:proofErr w:type="spellEnd"/>
           </w:p>
         </w:tc>
         <w:tc>
@@ -455,15 +412,7 @@
           </w:tcPr>
           <w:p>
             <w:r>
-              <w:t xml:space="preserve">This standard feature informs the model (and company) about how leveraged an applicant currently is, and how much of their income (if any) </w:t>
-            </w:r>
-            <w:proofErr w:type="gramStart"/>
-            <w:r>
-              <w:t>is remaining</w:t>
-            </w:r>
-            <w:proofErr w:type="gramEnd"/>
-            <w:r>
-              <w:t xml:space="preserve"> to pay some back.</w:t>
+              <w:t>This standard feature informs the model (and company) about how leveraged an applicant currently is, and how much of their income (if any) is remaining to pay some back.</w:t>
             </w:r>
           </w:p>
         </w:tc>
@@ -489,11 +438,9 @@
             <w:hideMark/>
           </w:tcPr>
           <w:p>
-            <w:proofErr w:type="spellStart"/>
             <w:r>
               <w:t>credit_history</w:t>
             </w:r>
-            <w:proofErr w:type="spellEnd"/>
           </w:p>
         </w:tc>
         <w:tc>
@@ -542,15 +489,7 @@
           </w:tcPr>
           <w:p>
             <w:r>
-              <w:t xml:space="preserve">The credit history feature contextualizes the applicant's years of credit history, possibly signaling if the applicant is a </w:t>
-            </w:r>
-            <w:proofErr w:type="gramStart"/>
-            <w:r>
-              <w:t>brand new</w:t>
-            </w:r>
-            <w:proofErr w:type="gramEnd"/>
-            <w:r>
-              <w:t xml:space="preserve"> borrower.</w:t>
+              <w:t>The credit history feature contextualizes the applicant's years of credit history, possibly signaling if the applicant is a brand new borrower.</w:t>
             </w:r>
           </w:p>
         </w:tc>
@@ -639,6 +578,30 @@
         <w:t xml:space="preserve">4. Tradeoffs and threshold (~½ page) — discussion of false-positive vs false-negative cost and how you chose the classification threshold. </w:t>
       </w:r>
     </w:p>
+    <w:p>
+      <w:r>
+        <w:t>The threshold parameter sets the spot where the algorithm chooses</w:t>
+      </w:r>
+      <w:r>
+        <w:t xml:space="preserve"> to </w:t>
+      </w:r>
+      <w:r>
+        <w:t>output</w:t>
+      </w:r>
+      <w:r>
+        <w:t xml:space="preserve"> </w:t>
+      </w:r>
+      <w:r>
+        <w:t>“yes</w:t>
+      </w:r>
+      <w:r>
+        <w:t xml:space="preserve">,” that applicant is risky, or “no,” that applicant is standard. </w:t>
+      </w:r>
+      <w:r>
+        <w:t xml:space="preserve">It signifies </w:t>
+      </w:r>
+    </w:p>
+    <w:p/>
     <w:p>
       <w:r>
         <w:t xml:space="preserve">5. Operational recommendation </w:t>
@@ -1263,6 +1226,7 @@
   <w:style w:type="character" w:default="1" w:styleId="DefaultParagraphFont">
     <w:name w:val="Default Paragraph Font"/>
     <w:uiPriority w:val="1"/>
+    <w:semiHidden/>
     <w:unhideWhenUsed/>
   </w:style>
   <w:style w:type="table" w:default="1" w:styleId="TableNormal">
